--- a/khmer_sign_recognizer/algo_comparison/results_khmer_var_taskA/Task_A_Report.docx
+++ b/khmer_sign_recognizer/algo_comparison/results_khmer_var_taskA/Task_A_Report.docx
@@ -635,7 +635,21 @@
           <w:i w:val="0"/>
           <w:sz w:val="22"/>
         </w:rPr>
-        <w:t>Each of the 7 signs was performed 12 times by each signer, following a deliberate grid: two lighting levels × two distances from the camera × three standing positions. Four people recorded in four different rooms, giving 337 real takes. A further 2022 synthetic takes were generated by rebuilding each recording on differently-proportioned bodies.</w:t>
+        <w:t>Each of the 7 signs was performed 12 times by each signer, following a deliberate grid: two lighting levels × two distances from the camera × three standing positions. 4 people recorded in different rooms, giving 337 real takes.</w:t>
+      </w:r>
+    </w:p>
+    <w:p>
+      <w:pPr>
+        <w:spacing w:after="120"/>
+      </w:pPr>
+      <w:r>
+        <w:rPr>
+          <w:rFonts w:ascii="Calibri" w:hAnsi="Calibri"/>
+          <w:b w:val="0"/>
+          <w:i w:val="0"/>
+          <w:sz w:val="22"/>
+        </w:rPr>
+        <w:t>A further 2022 synthetic takes were generated by rebuilding each recording on differently-proportioned bodies.</w:t>
       </w:r>
     </w:p>
     <w:tbl>
@@ -3499,8 +3513,13 @@
           <w:i w:val="0"/>
           <w:sz w:val="22"/>
         </w:rPr>
-        <w:t xml:space="preserve">The failures are spread across every lighting and distance combination. </w:t>
+        <w:t>The failures are spread across every lighting and distance combination, so this is a property of the sign pair rather than of the capture setup.</w:t>
       </w:r>
+    </w:p>
+    <w:p>
+      <w:pPr>
+        <w:spacing w:after="120"/>
+      </w:pPr>
       <w:r>
         <w:rPr>
           <w:rFonts w:ascii="Calibri" w:hAnsi="Calibri"/>
@@ -3508,7 +3527,7 @@
           <w:i w:val="0"/>
           <w:sz w:val="22"/>
         </w:rPr>
-        <w:t>So the recommendation is more recordings of ជម្រាប់សួរ and the sign it is confused with — not more conditions, and not more recordings in general.</w:t>
+        <w:t>The recommendation is more recordings of ជម្រាប់សួរ and the sign it is confused with — not more recordings in general.</w:t>
       </w:r>
       <w:r>
         <w:rPr>
@@ -3517,7 +3536,7 @@
           <w:i w:val="0"/>
           <w:sz w:val="22"/>
         </w:rPr>
-        <w:t xml:space="preserve"> The other five signs are already above 90% and additional takes of them would change very little.</w:t>
+        <w:t xml:space="preserve"> Every other sign is already high enough that additional takes of them would change very little.</w:t>
       </w:r>
     </w:p>
     <w:p>
